--- a/docs/exemples/grc/05-rapport-d-audit.docx
+++ b/docs/exemples/grc/05-rapport-d-audit.docx
@@ -4922,6 +4922,332 @@
           <w:color w:val="0C2317"/>
           <w:sz w:val="21"/>
         </w:rPr>
+        <w:t>5.3bis Traitement des risques (propriétaire, résiduel, décision)</w:t>
+      </w:r>
+    </w:p>
+    <w:tbl>
+      <w:tblPr>
+        <w:tblW w:type="auto" w:w="0"/>
+        <w:jc w:val="left"/>
+        <w:tblLayout w:type="fixed"/>
+        <w:tblLook w:firstColumn="1" w:firstRow="1" w:lastColumn="0" w:lastRow="0" w:noHBand="0" w:noVBand="1" w:val="04A0"/>
+      </w:tblPr>
+      <w:tblGrid>
+        <w:gridCol w:w="1243"/>
+        <w:gridCol w:w="2664"/>
+        <w:gridCol w:w="1776"/>
+        <w:gridCol w:w="1953"/>
+        <w:gridCol w:w="1776"/>
+      </w:tblGrid>
+      <w:tr>
+        <w:tc>
+          <w:tcPr>
+            <w:tcW w:type="dxa" w:w="1243"/>
+            <w:shd w:val="clear" w:color="auto" w:fill="F2FBF7"/>
+            <w:tcBorders>
+              <w:bottom w:val="single" w:sz="6" w:space="0" w:color="C9DBD3"/>
+            </w:tcBorders>
+          </w:tcPr>
+          <w:p>
+            <w:r>
+              <w:rPr>
+                <w:b/>
+                <w:i w:val="0"/>
+                <w:color w:val="0C2317"/>
+                <w:sz w:val="16"/>
+              </w:rPr>
+              <w:t>ID</w:t>
+            </w:r>
+          </w:p>
+        </w:tc>
+        <w:tc>
+          <w:tcPr>
+            <w:tcW w:type="dxa" w:w="2664"/>
+            <w:shd w:val="clear" w:color="auto" w:fill="F2FBF7"/>
+            <w:tcBorders>
+              <w:bottom w:val="single" w:sz="6" w:space="0" w:color="C9DBD3"/>
+            </w:tcBorders>
+          </w:tcPr>
+          <w:p>
+            <w:r>
+              <w:rPr>
+                <w:b/>
+                <w:i w:val="0"/>
+                <w:color w:val="0C2317"/>
+                <w:sz w:val="16"/>
+              </w:rPr>
+              <w:t>Propriétaire</w:t>
+            </w:r>
+          </w:p>
+        </w:tc>
+        <w:tc>
+          <w:tcPr>
+            <w:tcW w:type="dxa" w:w="1776"/>
+            <w:shd w:val="clear" w:color="auto" w:fill="F2FBF7"/>
+            <w:tcBorders>
+              <w:bottom w:val="single" w:sz="6" w:space="0" w:color="C9DBD3"/>
+            </w:tcBorders>
+          </w:tcPr>
+          <w:p>
+            <w:r>
+              <w:rPr>
+                <w:b/>
+                <w:i w:val="0"/>
+                <w:color w:val="0C2317"/>
+                <w:sz w:val="16"/>
+              </w:rPr>
+              <w:t>Résiduel (G/V)</w:t>
+            </w:r>
+          </w:p>
+        </w:tc>
+        <w:tc>
+          <w:tcPr>
+            <w:tcW w:type="dxa" w:w="1953"/>
+            <w:shd w:val="clear" w:color="auto" w:fill="F2FBF7"/>
+            <w:tcBorders>
+              <w:bottom w:val="single" w:sz="6" w:space="0" w:color="C9DBD3"/>
+            </w:tcBorders>
+          </w:tcPr>
+          <w:p>
+            <w:r>
+              <w:rPr>
+                <w:b/>
+                <w:i w:val="0"/>
+                <w:color w:val="0C2317"/>
+                <w:sz w:val="16"/>
+              </w:rPr>
+              <w:t>Stratégie</w:t>
+            </w:r>
+          </w:p>
+        </w:tc>
+        <w:tc>
+          <w:tcPr>
+            <w:tcW w:type="dxa" w:w="1776"/>
+            <w:shd w:val="clear" w:color="auto" w:fill="F2FBF7"/>
+            <w:tcBorders>
+              <w:bottom w:val="single" w:sz="6" w:space="0" w:color="C9DBD3"/>
+            </w:tcBorders>
+          </w:tcPr>
+          <w:p>
+            <w:r>
+              <w:rPr>
+                <w:b/>
+                <w:i w:val="0"/>
+                <w:color w:val="0C2317"/>
+                <w:sz w:val="16"/>
+              </w:rPr>
+              <w:t>Statut</w:t>
+            </w:r>
+          </w:p>
+        </w:tc>
+      </w:tr>
+      <w:tr>
+        <w:tc>
+          <w:tcPr>
+            <w:tcW w:type="dxa" w:w="1243"/>
+            <w:tcBorders>
+              <w:bottom w:val="single" w:sz="4" w:space="0" w:color="DFE7E3"/>
+            </w:tcBorders>
+          </w:tcPr>
+          <w:p>
+            <w:r>
+              <w:rPr>
+                <w:b w:val="0"/>
+                <w:i w:val="0"/>
+                <w:color w:val="33403B"/>
+                <w:sz w:val="18"/>
+              </w:rPr>
+              <w:t>SO-01</w:t>
+            </w:r>
+          </w:p>
+        </w:tc>
+        <w:tc>
+          <w:tcPr>
+            <w:tcW w:type="dxa" w:w="2664"/>
+            <w:tcBorders>
+              <w:bottom w:val="single" w:sz="4" w:space="0" w:color="DFE7E3"/>
+            </w:tcBorders>
+          </w:tcPr>
+          <w:p>
+            <w:r>
+              <w:rPr>
+                <w:b w:val="0"/>
+                <w:i w:val="0"/>
+                <w:color w:val="33403B"/>
+                <w:sz w:val="18"/>
+              </w:rPr>
+              <w:t>RSSI</w:t>
+            </w:r>
+          </w:p>
+        </w:tc>
+        <w:tc>
+          <w:tcPr>
+            <w:tcW w:type="dxa" w:w="1776"/>
+            <w:tcBorders>
+              <w:bottom w:val="single" w:sz="4" w:space="0" w:color="DFE7E3"/>
+            </w:tcBorders>
+          </w:tcPr>
+          <w:p>
+            <w:r>
+              <w:rPr>
+                <w:b w:val="0"/>
+                <w:i w:val="0"/>
+                <w:color w:val="33403B"/>
+                <w:sz w:val="18"/>
+              </w:rPr>
+              <w:t>3/1</w:t>
+            </w:r>
+          </w:p>
+        </w:tc>
+        <w:tc>
+          <w:tcPr>
+            <w:tcW w:type="dxa" w:w="1953"/>
+            <w:tcBorders>
+              <w:bottom w:val="single" w:sz="4" w:space="0" w:color="DFE7E3"/>
+            </w:tcBorders>
+          </w:tcPr>
+          <w:p>
+            <w:r>
+              <w:rPr>
+                <w:b w:val="0"/>
+                <w:i w:val="0"/>
+                <w:color w:val="33403B"/>
+                <w:sz w:val="18"/>
+              </w:rPr>
+              <w:t>Réduire</w:t>
+            </w:r>
+          </w:p>
+        </w:tc>
+        <w:tc>
+          <w:tcPr>
+            <w:tcW w:type="dxa" w:w="1776"/>
+            <w:tcBorders>
+              <w:bottom w:val="single" w:sz="4" w:space="0" w:color="DFE7E3"/>
+            </w:tcBorders>
+          </w:tcPr>
+          <w:p>
+            <w:r>
+              <w:rPr>
+                <w:b w:val="0"/>
+                <w:i w:val="0"/>
+                <w:color w:val="33403B"/>
+                <w:sz w:val="18"/>
+              </w:rPr>
+              <w:t>En traitement</w:t>
+            </w:r>
+          </w:p>
+        </w:tc>
+      </w:tr>
+      <w:tr>
+        <w:tc>
+          <w:tcPr>
+            <w:tcW w:type="dxa" w:w="1243"/>
+            <w:tcBorders>
+              <w:bottom w:val="single" w:sz="4" w:space="0" w:color="DFE7E3"/>
+            </w:tcBorders>
+          </w:tcPr>
+          <w:p>
+            <w:r>
+              <w:rPr>
+                <w:b w:val="0"/>
+                <w:i w:val="0"/>
+                <w:color w:val="33403B"/>
+                <w:sz w:val="18"/>
+              </w:rPr>
+              <w:t>SO-02</w:t>
+            </w:r>
+          </w:p>
+        </w:tc>
+        <w:tc>
+          <w:tcPr>
+            <w:tcW w:type="dxa" w:w="2664"/>
+            <w:tcBorders>
+              <w:bottom w:val="single" w:sz="4" w:space="0" w:color="DFE7E3"/>
+            </w:tcBorders>
+          </w:tcPr>
+          <w:p>
+            <w:r>
+              <w:rPr>
+                <w:b w:val="0"/>
+                <w:i w:val="0"/>
+                <w:color w:val="33403B"/>
+                <w:sz w:val="18"/>
+              </w:rPr>
+              <w:t>Directeur des Paiements</w:t>
+            </w:r>
+          </w:p>
+        </w:tc>
+        <w:tc>
+          <w:tcPr>
+            <w:tcW w:type="dxa" w:w="1776"/>
+            <w:tcBorders>
+              <w:bottom w:val="single" w:sz="4" w:space="0" w:color="DFE7E3"/>
+            </w:tcBorders>
+          </w:tcPr>
+          <w:p>
+            <w:r>
+              <w:rPr>
+                <w:b w:val="0"/>
+                <w:i w:val="0"/>
+                <w:color w:val="33403B"/>
+                <w:sz w:val="18"/>
+              </w:rPr>
+              <w:t>3/2</w:t>
+            </w:r>
+          </w:p>
+        </w:tc>
+        <w:tc>
+          <w:tcPr>
+            <w:tcW w:type="dxa" w:w="1953"/>
+            <w:tcBorders>
+              <w:bottom w:val="single" w:sz="4" w:space="0" w:color="DFE7E3"/>
+            </w:tcBorders>
+          </w:tcPr>
+          <w:p>
+            <w:r>
+              <w:rPr>
+                <w:b w:val="0"/>
+                <w:i w:val="0"/>
+                <w:color w:val="33403B"/>
+                <w:sz w:val="18"/>
+              </w:rPr>
+              <w:t>Réduire</w:t>
+            </w:r>
+          </w:p>
+        </w:tc>
+        <w:tc>
+          <w:tcPr>
+            <w:tcW w:type="dxa" w:w="1776"/>
+            <w:tcBorders>
+              <w:bottom w:val="single" w:sz="4" w:space="0" w:color="DFE7E3"/>
+            </w:tcBorders>
+          </w:tcPr>
+          <w:p>
+            <w:r>
+              <w:rPr>
+                <w:b w:val="0"/>
+                <w:i w:val="0"/>
+                <w:color w:val="33403B"/>
+                <w:sz w:val="18"/>
+              </w:rPr>
+              <w:t>Ouvert</w:t>
+            </w:r>
+          </w:p>
+        </w:tc>
+      </w:tr>
+    </w:tbl>
+    <w:p/>
+    <w:p>
+      <w:pPr>
+        <w:spacing w:before="200" w:after="40"/>
+      </w:pPr>
+      <w:r>
+        <w:rPr>
+          <w:b/>
+          <w:i w:val="0"/>
+          <w:color w:val="0C2317"/>
+          <w:sz w:val="21"/>
+        </w:rPr>
         <w:t>5.4 Cas réels versés au dossier</w:t>
       </w:r>
     </w:p>
@@ -7371,6 +7697,623 @@
                 <w:sz w:val="18"/>
               </w:rPr>
               <w:t>Étendre la collecte SIEM aux journaux applicatifs du core banking, aujourd'hui absents des 380 sources.</w:t>
+            </w:r>
+          </w:p>
+        </w:tc>
+      </w:tr>
+    </w:tbl>
+    <w:p/>
+    <w:p>
+      <w:pPr>
+        <w:spacing w:before="200" w:after="40"/>
+      </w:pPr>
+      <w:r>
+        <w:rPr>
+          <w:b/>
+          <w:i w:val="0"/>
+          <w:color w:val="0C2317"/>
+          <w:sz w:val="21"/>
+        </w:rPr>
+        <w:t>11.1bis Pilotage (responsable, échéance, statut)</w:t>
+      </w:r>
+    </w:p>
+    <w:tbl>
+      <w:tblPr>
+        <w:tblW w:type="auto" w:w="0"/>
+        <w:jc w:val="left"/>
+        <w:tblLayout w:type="fixed"/>
+        <w:tblLook w:firstColumn="1" w:firstRow="1" w:lastColumn="0" w:lastRow="0" w:noHBand="0" w:noVBand="1" w:val="04A0"/>
+      </w:tblPr>
+      <w:tblGrid>
+        <w:gridCol w:w="1027"/>
+        <w:gridCol w:w="2396"/>
+        <w:gridCol w:w="1711"/>
+        <w:gridCol w:w="1711"/>
+        <w:gridCol w:w="2567"/>
+      </w:tblGrid>
+      <w:tr>
+        <w:tc>
+          <w:tcPr>
+            <w:tcW w:type="dxa" w:w="1027"/>
+            <w:shd w:val="clear" w:color="auto" w:fill="F2FBF7"/>
+            <w:tcBorders>
+              <w:bottom w:val="single" w:sz="6" w:space="0" w:color="C9DBD3"/>
+            </w:tcBorders>
+          </w:tcPr>
+          <w:p>
+            <w:r>
+              <w:rPr>
+                <w:b/>
+                <w:i w:val="0"/>
+                <w:color w:val="0C2317"/>
+                <w:sz w:val="16"/>
+              </w:rPr>
+              <w:t>ID</w:t>
+            </w:r>
+          </w:p>
+        </w:tc>
+        <w:tc>
+          <w:tcPr>
+            <w:tcW w:type="dxa" w:w="2396"/>
+            <w:shd w:val="clear" w:color="auto" w:fill="F2FBF7"/>
+            <w:tcBorders>
+              <w:bottom w:val="single" w:sz="6" w:space="0" w:color="C9DBD3"/>
+            </w:tcBorders>
+          </w:tcPr>
+          <w:p>
+            <w:r>
+              <w:rPr>
+                <w:b/>
+                <w:i w:val="0"/>
+                <w:color w:val="0C2317"/>
+                <w:sz w:val="16"/>
+              </w:rPr>
+              <w:t>Responsable</w:t>
+            </w:r>
+          </w:p>
+        </w:tc>
+        <w:tc>
+          <w:tcPr>
+            <w:tcW w:type="dxa" w:w="1711"/>
+            <w:shd w:val="clear" w:color="auto" w:fill="F2FBF7"/>
+            <w:tcBorders>
+              <w:bottom w:val="single" w:sz="6" w:space="0" w:color="C9DBD3"/>
+            </w:tcBorders>
+          </w:tcPr>
+          <w:p>
+            <w:r>
+              <w:rPr>
+                <w:b/>
+                <w:i w:val="0"/>
+                <w:color w:val="0C2317"/>
+                <w:sz w:val="16"/>
+              </w:rPr>
+              <w:t>Échéance</w:t>
+            </w:r>
+          </w:p>
+        </w:tc>
+        <w:tc>
+          <w:tcPr>
+            <w:tcW w:type="dxa" w:w="1711"/>
+            <w:shd w:val="clear" w:color="auto" w:fill="F2FBF7"/>
+            <w:tcBorders>
+              <w:bottom w:val="single" w:sz="6" w:space="0" w:color="C9DBD3"/>
+            </w:tcBorders>
+          </w:tcPr>
+          <w:p>
+            <w:r>
+              <w:rPr>
+                <w:b/>
+                <w:i w:val="0"/>
+                <w:color w:val="0C2317"/>
+                <w:sz w:val="16"/>
+              </w:rPr>
+              <w:t>Statut</w:t>
+            </w:r>
+          </w:p>
+        </w:tc>
+        <w:tc>
+          <w:tcPr>
+            <w:tcW w:type="dxa" w:w="2567"/>
+            <w:shd w:val="clear" w:color="auto" w:fill="F2FBF7"/>
+            <w:tcBorders>
+              <w:bottom w:val="single" w:sz="6" w:space="0" w:color="C9DBD3"/>
+            </w:tcBorders>
+          </w:tcPr>
+          <w:p>
+            <w:r>
+              <w:rPr>
+                <w:b/>
+                <w:i w:val="0"/>
+                <w:color w:val="0C2317"/>
+                <w:sz w:val="16"/>
+              </w:rPr>
+              <w:t>Coût estimé</w:t>
+            </w:r>
+          </w:p>
+        </w:tc>
+      </w:tr>
+      <w:tr>
+        <w:tc>
+          <w:tcPr>
+            <w:tcW w:type="dxa" w:w="1027"/>
+            <w:tcBorders>
+              <w:bottom w:val="single" w:sz="4" w:space="0" w:color="DFE7E3"/>
+            </w:tcBorders>
+          </w:tcPr>
+          <w:p>
+            <w:r>
+              <w:rPr>
+                <w:b w:val="0"/>
+                <w:i w:val="0"/>
+                <w:color w:val="33403B"/>
+                <w:sz w:val="18"/>
+              </w:rPr>
+              <w:t>REM-01</w:t>
+            </w:r>
+          </w:p>
+        </w:tc>
+        <w:tc>
+          <w:tcPr>
+            <w:tcW w:type="dxa" w:w="2396"/>
+            <w:tcBorders>
+              <w:bottom w:val="single" w:sz="4" w:space="0" w:color="DFE7E3"/>
+            </w:tcBorders>
+          </w:tcPr>
+          <w:p>
+            <w:r>
+              <w:rPr>
+                <w:b w:val="0"/>
+                <w:i w:val="0"/>
+                <w:color w:val="33403B"/>
+                <w:sz w:val="18"/>
+              </w:rPr>
+              <w:t>DSI</w:t>
+            </w:r>
+          </w:p>
+        </w:tc>
+        <w:tc>
+          <w:tcPr>
+            <w:tcW w:type="dxa" w:w="1711"/>
+            <w:tcBorders>
+              <w:bottom w:val="single" w:sz="4" w:space="0" w:color="DFE7E3"/>
+            </w:tcBorders>
+          </w:tcPr>
+          <w:p>
+            <w:r>
+              <w:rPr>
+                <w:b w:val="0"/>
+                <w:i w:val="0"/>
+                <w:color w:val="33403B"/>
+                <w:sz w:val="18"/>
+              </w:rPr>
+              <w:t>2026-09-15</w:t>
+            </w:r>
+          </w:p>
+        </w:tc>
+        <w:tc>
+          <w:tcPr>
+            <w:tcW w:type="dxa" w:w="1711"/>
+            <w:tcBorders>
+              <w:bottom w:val="single" w:sz="4" w:space="0" w:color="DFE7E3"/>
+            </w:tcBorders>
+          </w:tcPr>
+          <w:p>
+            <w:r>
+              <w:rPr>
+                <w:b w:val="0"/>
+                <w:i w:val="0"/>
+                <w:color w:val="33403B"/>
+                <w:sz w:val="18"/>
+              </w:rPr>
+              <w:t>En cours</w:t>
+            </w:r>
+          </w:p>
+        </w:tc>
+        <w:tc>
+          <w:tcPr>
+            <w:tcW w:type="dxa" w:w="2567"/>
+            <w:tcBorders>
+              <w:bottom w:val="single" w:sz="4" w:space="0" w:color="DFE7E3"/>
+            </w:tcBorders>
+          </w:tcPr>
+          <w:p>
+            <w:r>
+              <w:rPr>
+                <w:b w:val="0"/>
+                <w:i w:val="0"/>
+                <w:color w:val="33403B"/>
+                <w:sz w:val="18"/>
+              </w:rPr>
+              <w:t>Négligeable</w:t>
+            </w:r>
+          </w:p>
+        </w:tc>
+      </w:tr>
+      <w:tr>
+        <w:tc>
+          <w:tcPr>
+            <w:tcW w:type="dxa" w:w="1027"/>
+            <w:tcBorders>
+              <w:bottom w:val="single" w:sz="4" w:space="0" w:color="DFE7E3"/>
+            </w:tcBorders>
+          </w:tcPr>
+          <w:p>
+            <w:r>
+              <w:rPr>
+                <w:b w:val="0"/>
+                <w:i w:val="0"/>
+                <w:color w:val="33403B"/>
+                <w:sz w:val="18"/>
+              </w:rPr>
+              <w:t>REM-02</w:t>
+            </w:r>
+          </w:p>
+        </w:tc>
+        <w:tc>
+          <w:tcPr>
+            <w:tcW w:type="dxa" w:w="2396"/>
+            <w:tcBorders>
+              <w:bottom w:val="single" w:sz="4" w:space="0" w:color="DFE7E3"/>
+            </w:tcBorders>
+          </w:tcPr>
+          <w:p>
+            <w:r>
+              <w:rPr>
+                <w:b w:val="0"/>
+                <w:i w:val="0"/>
+                <w:color w:val="33403B"/>
+                <w:sz w:val="18"/>
+              </w:rPr>
+              <w:t>RSSI</w:t>
+            </w:r>
+          </w:p>
+        </w:tc>
+        <w:tc>
+          <w:tcPr>
+            <w:tcW w:type="dxa" w:w="1711"/>
+            <w:tcBorders>
+              <w:bottom w:val="single" w:sz="4" w:space="0" w:color="DFE7E3"/>
+            </w:tcBorders>
+          </w:tcPr>
+          <w:p>
+            <w:r>
+              <w:rPr>
+                <w:b w:val="0"/>
+                <w:i w:val="0"/>
+                <w:color w:val="33403B"/>
+                <w:sz w:val="18"/>
+              </w:rPr>
+              <w:t>2026-09-30</w:t>
+            </w:r>
+          </w:p>
+        </w:tc>
+        <w:tc>
+          <w:tcPr>
+            <w:tcW w:type="dxa" w:w="1711"/>
+            <w:tcBorders>
+              <w:bottom w:val="single" w:sz="4" w:space="0" w:color="DFE7E3"/>
+            </w:tcBorders>
+          </w:tcPr>
+          <w:p>
+            <w:r>
+              <w:rPr>
+                <w:b w:val="0"/>
+                <w:i w:val="0"/>
+                <w:color w:val="33403B"/>
+                <w:sz w:val="18"/>
+              </w:rPr>
+              <w:t>À faire</w:t>
+            </w:r>
+          </w:p>
+        </w:tc>
+        <w:tc>
+          <w:tcPr>
+            <w:tcW w:type="dxa" w:w="2567"/>
+            <w:tcBorders>
+              <w:bottom w:val="single" w:sz="4" w:space="0" w:color="DFE7E3"/>
+            </w:tcBorders>
+          </w:tcPr>
+          <w:p>
+            <w:r>
+              <w:rPr>
+                <w:b w:val="0"/>
+                <w:i w:val="0"/>
+                <w:color w:val="33403B"/>
+                <w:sz w:val="18"/>
+              </w:rPr>
+              <w:t>Négligeable</w:t>
+            </w:r>
+          </w:p>
+        </w:tc>
+      </w:tr>
+      <w:tr>
+        <w:tc>
+          <w:tcPr>
+            <w:tcW w:type="dxa" w:w="1027"/>
+            <w:tcBorders>
+              <w:bottom w:val="single" w:sz="4" w:space="0" w:color="DFE7E3"/>
+            </w:tcBorders>
+          </w:tcPr>
+          <w:p>
+            <w:r>
+              <w:rPr>
+                <w:b w:val="0"/>
+                <w:i w:val="0"/>
+                <w:color w:val="33403B"/>
+                <w:sz w:val="18"/>
+              </w:rPr>
+              <w:t>REM-03</w:t>
+            </w:r>
+          </w:p>
+        </w:tc>
+        <w:tc>
+          <w:tcPr>
+            <w:tcW w:type="dxa" w:w="2396"/>
+            <w:tcBorders>
+              <w:bottom w:val="single" w:sz="4" w:space="0" w:color="DFE7E3"/>
+            </w:tcBorders>
+          </w:tcPr>
+          <w:p>
+            <w:r>
+              <w:rPr>
+                <w:b w:val="0"/>
+                <w:i w:val="0"/>
+                <w:color w:val="33403B"/>
+                <w:sz w:val="18"/>
+              </w:rPr>
+              <w:t>DSI</w:t>
+            </w:r>
+          </w:p>
+        </w:tc>
+        <w:tc>
+          <w:tcPr>
+            <w:tcW w:type="dxa" w:w="1711"/>
+            <w:tcBorders>
+              <w:bottom w:val="single" w:sz="4" w:space="0" w:color="DFE7E3"/>
+            </w:tcBorders>
+          </w:tcPr>
+          <w:p>
+            <w:r>
+              <w:rPr>
+                <w:b w:val="0"/>
+                <w:i w:val="0"/>
+                <w:color w:val="33403B"/>
+                <w:sz w:val="18"/>
+              </w:rPr>
+              <w:t>2026-11-15</w:t>
+            </w:r>
+          </w:p>
+        </w:tc>
+        <w:tc>
+          <w:tcPr>
+            <w:tcW w:type="dxa" w:w="1711"/>
+            <w:tcBorders>
+              <w:bottom w:val="single" w:sz="4" w:space="0" w:color="DFE7E3"/>
+            </w:tcBorders>
+          </w:tcPr>
+          <w:p>
+            <w:r>
+              <w:rPr>
+                <w:b w:val="0"/>
+                <w:i w:val="0"/>
+                <w:color w:val="33403B"/>
+                <w:sz w:val="18"/>
+              </w:rPr>
+              <w:t>À faire</w:t>
+            </w:r>
+          </w:p>
+        </w:tc>
+        <w:tc>
+          <w:tcPr>
+            <w:tcW w:type="dxa" w:w="2567"/>
+            <w:tcBorders>
+              <w:bottom w:val="single" w:sz="4" w:space="0" w:color="DFE7E3"/>
+            </w:tcBorders>
+          </w:tcPr>
+          <w:p>
+            <w:r>
+              <w:rPr>
+                <w:b w:val="0"/>
+                <w:i w:val="0"/>
+                <w:color w:val="33403B"/>
+                <w:sz w:val="18"/>
+              </w:rPr>
+              <w:t>Moyen</w:t>
+            </w:r>
+          </w:p>
+        </w:tc>
+      </w:tr>
+      <w:tr>
+        <w:tc>
+          <w:tcPr>
+            <w:tcW w:type="dxa" w:w="1027"/>
+            <w:tcBorders>
+              <w:bottom w:val="single" w:sz="4" w:space="0" w:color="DFE7E3"/>
+            </w:tcBorders>
+          </w:tcPr>
+          <w:p>
+            <w:r>
+              <w:rPr>
+                <w:b w:val="0"/>
+                <w:i w:val="0"/>
+                <w:color w:val="33403B"/>
+                <w:sz w:val="18"/>
+              </w:rPr>
+              <w:t>REM-04</w:t>
+            </w:r>
+          </w:p>
+        </w:tc>
+        <w:tc>
+          <w:tcPr>
+            <w:tcW w:type="dxa" w:w="2396"/>
+            <w:tcBorders>
+              <w:bottom w:val="single" w:sz="4" w:space="0" w:color="DFE7E3"/>
+            </w:tcBorders>
+          </w:tcPr>
+          <w:p>
+            <w:r>
+              <w:rPr>
+                <w:b w:val="0"/>
+                <w:i w:val="0"/>
+                <w:color w:val="33403B"/>
+                <w:sz w:val="18"/>
+              </w:rPr>
+              <w:t>RSSI</w:t>
+            </w:r>
+          </w:p>
+        </w:tc>
+        <w:tc>
+          <w:tcPr>
+            <w:tcW w:type="dxa" w:w="1711"/>
+            <w:tcBorders>
+              <w:bottom w:val="single" w:sz="4" w:space="0" w:color="DFE7E3"/>
+            </w:tcBorders>
+          </w:tcPr>
+          <w:p>
+            <w:r>
+              <w:rPr>
+                <w:b w:val="0"/>
+                <w:i w:val="0"/>
+                <w:color w:val="33403B"/>
+                <w:sz w:val="18"/>
+              </w:rPr>
+              <w:t>2026-12-01</w:t>
+            </w:r>
+          </w:p>
+        </w:tc>
+        <w:tc>
+          <w:tcPr>
+            <w:tcW w:type="dxa" w:w="1711"/>
+            <w:tcBorders>
+              <w:bottom w:val="single" w:sz="4" w:space="0" w:color="DFE7E3"/>
+            </w:tcBorders>
+          </w:tcPr>
+          <w:p>
+            <w:r>
+              <w:rPr>
+                <w:b w:val="0"/>
+                <w:i w:val="0"/>
+                <w:color w:val="33403B"/>
+                <w:sz w:val="18"/>
+              </w:rPr>
+              <w:t>À faire</w:t>
+            </w:r>
+          </w:p>
+        </w:tc>
+        <w:tc>
+          <w:tcPr>
+            <w:tcW w:type="dxa" w:w="2567"/>
+            <w:tcBorders>
+              <w:bottom w:val="single" w:sz="4" w:space="0" w:color="DFE7E3"/>
+            </w:tcBorders>
+          </w:tcPr>
+          <w:p>
+            <w:r>
+              <w:rPr>
+                <w:b w:val="0"/>
+                <w:i w:val="0"/>
+                <w:color w:val="33403B"/>
+                <w:sz w:val="18"/>
+              </w:rPr>
+              <w:t>Négligeable</w:t>
+            </w:r>
+          </w:p>
+        </w:tc>
+      </w:tr>
+      <w:tr>
+        <w:tc>
+          <w:tcPr>
+            <w:tcW w:type="dxa" w:w="1027"/>
+            <w:tcBorders>
+              <w:bottom w:val="single" w:sz="4" w:space="0" w:color="DFE7E3"/>
+            </w:tcBorders>
+          </w:tcPr>
+          <w:p>
+            <w:r>
+              <w:rPr>
+                <w:b w:val="0"/>
+                <w:i w:val="0"/>
+                <w:color w:val="33403B"/>
+                <w:sz w:val="18"/>
+              </w:rPr>
+              <w:t>REM-05</w:t>
+            </w:r>
+          </w:p>
+        </w:tc>
+        <w:tc>
+          <w:tcPr>
+            <w:tcW w:type="dxa" w:w="2396"/>
+            <w:tcBorders>
+              <w:bottom w:val="single" w:sz="4" w:space="0" w:color="DFE7E3"/>
+            </w:tcBorders>
+          </w:tcPr>
+          <w:p>
+            <w:r>
+              <w:rPr>
+                <w:b w:val="0"/>
+                <w:i w:val="0"/>
+                <w:color w:val="33403B"/>
+                <w:sz w:val="18"/>
+              </w:rPr>
+              <w:t>RSSI</w:t>
+            </w:r>
+          </w:p>
+        </w:tc>
+        <w:tc>
+          <w:tcPr>
+            <w:tcW w:type="dxa" w:w="1711"/>
+            <w:tcBorders>
+              <w:bottom w:val="single" w:sz="4" w:space="0" w:color="DFE7E3"/>
+            </w:tcBorders>
+          </w:tcPr>
+          <w:p>
+            <w:r>
+              <w:rPr>
+                <w:b w:val="0"/>
+                <w:i w:val="0"/>
+                <w:color w:val="33403B"/>
+                <w:sz w:val="18"/>
+              </w:rPr>
+              <w:t>2026-10-15</w:t>
+            </w:r>
+          </w:p>
+        </w:tc>
+        <w:tc>
+          <w:tcPr>
+            <w:tcW w:type="dxa" w:w="1711"/>
+            <w:tcBorders>
+              <w:bottom w:val="single" w:sz="4" w:space="0" w:color="DFE7E3"/>
+            </w:tcBorders>
+          </w:tcPr>
+          <w:p>
+            <w:r>
+              <w:rPr>
+                <w:b w:val="0"/>
+                <w:i w:val="0"/>
+                <w:color w:val="33403B"/>
+                <w:sz w:val="18"/>
+              </w:rPr>
+              <w:t>À faire</w:t>
+            </w:r>
+          </w:p>
+        </w:tc>
+        <w:tc>
+          <w:tcPr>
+            <w:tcW w:type="dxa" w:w="2567"/>
+            <w:tcBorders>
+              <w:bottom w:val="single" w:sz="4" w:space="0" w:color="DFE7E3"/>
+            </w:tcBorders>
+          </w:tcPr>
+          <w:p>
+            <w:r>
+              <w:rPr>
+                <w:b w:val="0"/>
+                <w:i w:val="0"/>
+                <w:color w:val="33403B"/>
+                <w:sz w:val="18"/>
+              </w:rPr>
+              <w:t>Moyen</w:t>
             </w:r>
           </w:p>
         </w:tc>
@@ -8130,7 +9073,7 @@
         <w:color w:val="33403B"/>
         <w:sz w:val="13"/>
       </w:rPr>
-      <w:t>Empreinte SHA-256 de l'état de la mission à l'édition : 3ca73107646057080ff79d158338146604cc78d5156216c6344a97bdc48dabe0</w:t>
+      <w:t>Empreinte SHA-256 de l'état de la mission à l'édition : 3e8cb366ed86aa35bd97defafbf838fa2e7be95c4cc680c1fa3ed5a0b7f51633</w:t>
     </w:r>
   </w:p>
   <w:p>

--- a/docs/exemples/grc/05-rapport-d-audit.docx
+++ b/docs/exemples/grc/05-rapport-d-audit.docx
@@ -6660,6 +6660,600 @@
     <w:p/>
     <w:p>
       <w:pPr>
+        <w:spacing w:before="200" w:after="40"/>
+      </w:pPr>
+      <w:r>
+        <w:rPr>
+          <w:b/>
+          <w:i w:val="0"/>
+          <w:color w:val="0C2317"/>
+          <w:sz w:val="21"/>
+        </w:rPr>
+        <w:t>Déclaration d'Applicabilité (SoA) — synthèse par thème</w:t>
+      </w:r>
+    </w:p>
+    <w:p>
+      <w:pPr>
+        <w:spacing w:after="80"/>
+      </w:pPr>
+      <w:r>
+        <w:rPr>
+          <w:b w:val="0"/>
+          <w:i/>
+          <w:color w:val="6B7F78"/>
+          <w:sz w:val="17"/>
+        </w:rPr>
+        <w:t>Détail des 93 contrôles de l'Annexe A dans le livrable dédié « Déclaration d'Applicabilité ».</w:t>
+      </w:r>
+    </w:p>
+    <w:tbl>
+      <w:tblPr>
+        <w:tblW w:type="auto" w:w="0"/>
+        <w:jc w:val="left"/>
+        <w:tblLayout w:type="fixed"/>
+        <w:tblLook w:firstColumn="1" w:firstRow="1" w:lastColumn="0" w:lastRow="0" w:noHBand="0" w:noVBand="1" w:val="04A0"/>
+      </w:tblPr>
+      <w:tblGrid>
+        <w:gridCol w:w="3137"/>
+        <w:gridCol w:w="1373"/>
+        <w:gridCol w:w="1765"/>
+        <w:gridCol w:w="1373"/>
+        <w:gridCol w:w="1765"/>
+      </w:tblGrid>
+      <w:tr>
+        <w:tc>
+          <w:tcPr>
+            <w:tcW w:type="dxa" w:w="3137"/>
+            <w:shd w:val="clear" w:color="auto" w:fill="F2FBF7"/>
+            <w:tcBorders>
+              <w:bottom w:val="single" w:sz="6" w:space="0" w:color="C9DBD3"/>
+            </w:tcBorders>
+          </w:tcPr>
+          <w:p>
+            <w:r>
+              <w:rPr>
+                <w:b/>
+                <w:i w:val="0"/>
+                <w:color w:val="0C2317"/>
+                <w:sz w:val="16"/>
+              </w:rPr>
+              <w:t>Thème</w:t>
+            </w:r>
+          </w:p>
+        </w:tc>
+        <w:tc>
+          <w:tcPr>
+            <w:tcW w:type="dxa" w:w="1373"/>
+            <w:shd w:val="clear" w:color="auto" w:fill="F2FBF7"/>
+            <w:tcBorders>
+              <w:bottom w:val="single" w:sz="6" w:space="0" w:color="C9DBD3"/>
+            </w:tcBorders>
+          </w:tcPr>
+          <w:p>
+            <w:pPr>
+              <w:jc w:val="right"/>
+            </w:pPr>
+            <w:r>
+              <w:rPr>
+                <w:b/>
+                <w:i w:val="0"/>
+                <w:color w:val="0C2317"/>
+                <w:sz w:val="16"/>
+              </w:rPr>
+              <w:t>Total</w:t>
+            </w:r>
+          </w:p>
+        </w:tc>
+        <w:tc>
+          <w:tcPr>
+            <w:tcW w:type="dxa" w:w="1765"/>
+            <w:shd w:val="clear" w:color="auto" w:fill="F2FBF7"/>
+            <w:tcBorders>
+              <w:bottom w:val="single" w:sz="6" w:space="0" w:color="C9DBD3"/>
+            </w:tcBorders>
+          </w:tcPr>
+          <w:p>
+            <w:pPr>
+              <w:jc w:val="right"/>
+            </w:pPr>
+            <w:r>
+              <w:rPr>
+                <w:b/>
+                <w:i w:val="0"/>
+                <w:color w:val="0C2317"/>
+                <w:sz w:val="16"/>
+              </w:rPr>
+              <w:t>Applicables</w:t>
+            </w:r>
+          </w:p>
+        </w:tc>
+        <w:tc>
+          <w:tcPr>
+            <w:tcW w:type="dxa" w:w="1373"/>
+            <w:shd w:val="clear" w:color="auto" w:fill="F2FBF7"/>
+            <w:tcBorders>
+              <w:bottom w:val="single" w:sz="6" w:space="0" w:color="C9DBD3"/>
+            </w:tcBorders>
+          </w:tcPr>
+          <w:p>
+            <w:pPr>
+              <w:jc w:val="right"/>
+            </w:pPr>
+            <w:r>
+              <w:rPr>
+                <w:b/>
+                <w:i w:val="0"/>
+                <w:color w:val="0C2317"/>
+                <w:sz w:val="16"/>
+              </w:rPr>
+              <w:t>Exclus</w:t>
+            </w:r>
+          </w:p>
+        </w:tc>
+        <w:tc>
+          <w:tcPr>
+            <w:tcW w:type="dxa" w:w="1765"/>
+            <w:shd w:val="clear" w:color="auto" w:fill="F2FBF7"/>
+            <w:tcBorders>
+              <w:bottom w:val="single" w:sz="6" w:space="0" w:color="C9DBD3"/>
+            </w:tcBorders>
+          </w:tcPr>
+          <w:p>
+            <w:pPr>
+              <w:jc w:val="right"/>
+            </w:pPr>
+            <w:r>
+              <w:rPr>
+                <w:b/>
+                <w:i w:val="0"/>
+                <w:color w:val="0C2317"/>
+                <w:sz w:val="16"/>
+              </w:rPr>
+              <w:t>Non statués</w:t>
+            </w:r>
+          </w:p>
+        </w:tc>
+      </w:tr>
+      <w:tr>
+        <w:tc>
+          <w:tcPr>
+            <w:tcW w:type="dxa" w:w="3137"/>
+            <w:tcBorders>
+              <w:bottom w:val="single" w:sz="4" w:space="0" w:color="DFE7E3"/>
+            </w:tcBorders>
+          </w:tcPr>
+          <w:p>
+            <w:r>
+              <w:rPr>
+                <w:b w:val="0"/>
+                <w:i w:val="0"/>
+                <w:color w:val="33403B"/>
+                <w:sz w:val="18"/>
+              </w:rPr>
+              <w:t>Organisationnel</w:t>
+            </w:r>
+          </w:p>
+        </w:tc>
+        <w:tc>
+          <w:tcPr>
+            <w:tcW w:type="dxa" w:w="1373"/>
+            <w:tcBorders>
+              <w:bottom w:val="single" w:sz="4" w:space="0" w:color="DFE7E3"/>
+            </w:tcBorders>
+          </w:tcPr>
+          <w:p>
+            <w:pPr>
+              <w:jc w:val="right"/>
+            </w:pPr>
+            <w:r>
+              <w:rPr>
+                <w:b w:val="0"/>
+                <w:i w:val="0"/>
+                <w:color w:val="33403B"/>
+                <w:sz w:val="18"/>
+              </w:rPr>
+              <w:t>37</w:t>
+            </w:r>
+          </w:p>
+        </w:tc>
+        <w:tc>
+          <w:tcPr>
+            <w:tcW w:type="dxa" w:w="1765"/>
+            <w:tcBorders>
+              <w:bottom w:val="single" w:sz="4" w:space="0" w:color="DFE7E3"/>
+            </w:tcBorders>
+          </w:tcPr>
+          <w:p>
+            <w:pPr>
+              <w:jc w:val="right"/>
+            </w:pPr>
+            <w:r>
+              <w:rPr>
+                <w:b w:val="0"/>
+                <w:i w:val="0"/>
+                <w:color w:val="33403B"/>
+                <w:sz w:val="18"/>
+              </w:rPr>
+              <w:t>3</w:t>
+            </w:r>
+          </w:p>
+        </w:tc>
+        <w:tc>
+          <w:tcPr>
+            <w:tcW w:type="dxa" w:w="1373"/>
+            <w:tcBorders>
+              <w:bottom w:val="single" w:sz="4" w:space="0" w:color="DFE7E3"/>
+            </w:tcBorders>
+          </w:tcPr>
+          <w:p>
+            <w:pPr>
+              <w:jc w:val="right"/>
+            </w:pPr>
+            <w:r>
+              <w:rPr>
+                <w:b w:val="0"/>
+                <w:i w:val="0"/>
+                <w:color w:val="33403B"/>
+                <w:sz w:val="18"/>
+              </w:rPr>
+              <w:t>0</w:t>
+            </w:r>
+          </w:p>
+        </w:tc>
+        <w:tc>
+          <w:tcPr>
+            <w:tcW w:type="dxa" w:w="1765"/>
+            <w:tcBorders>
+              <w:bottom w:val="single" w:sz="4" w:space="0" w:color="DFE7E3"/>
+            </w:tcBorders>
+          </w:tcPr>
+          <w:p>
+            <w:pPr>
+              <w:jc w:val="right"/>
+            </w:pPr>
+            <w:r>
+              <w:rPr>
+                <w:b w:val="0"/>
+                <w:i w:val="0"/>
+                <w:color w:val="33403B"/>
+                <w:sz w:val="18"/>
+              </w:rPr>
+              <w:t>34</w:t>
+            </w:r>
+          </w:p>
+        </w:tc>
+      </w:tr>
+      <w:tr>
+        <w:tc>
+          <w:tcPr>
+            <w:tcW w:type="dxa" w:w="3137"/>
+            <w:tcBorders>
+              <w:bottom w:val="single" w:sz="4" w:space="0" w:color="DFE7E3"/>
+            </w:tcBorders>
+          </w:tcPr>
+          <w:p>
+            <w:r>
+              <w:rPr>
+                <w:b w:val="0"/>
+                <w:i w:val="0"/>
+                <w:color w:val="33403B"/>
+                <w:sz w:val="18"/>
+              </w:rPr>
+              <w:t>Personnel</w:t>
+            </w:r>
+          </w:p>
+        </w:tc>
+        <w:tc>
+          <w:tcPr>
+            <w:tcW w:type="dxa" w:w="1373"/>
+            <w:tcBorders>
+              <w:bottom w:val="single" w:sz="4" w:space="0" w:color="DFE7E3"/>
+            </w:tcBorders>
+          </w:tcPr>
+          <w:p>
+            <w:pPr>
+              <w:jc w:val="right"/>
+            </w:pPr>
+            <w:r>
+              <w:rPr>
+                <w:b w:val="0"/>
+                <w:i w:val="0"/>
+                <w:color w:val="33403B"/>
+                <w:sz w:val="18"/>
+              </w:rPr>
+              <w:t>8</w:t>
+            </w:r>
+          </w:p>
+        </w:tc>
+        <w:tc>
+          <w:tcPr>
+            <w:tcW w:type="dxa" w:w="1765"/>
+            <w:tcBorders>
+              <w:bottom w:val="single" w:sz="4" w:space="0" w:color="DFE7E3"/>
+            </w:tcBorders>
+          </w:tcPr>
+          <w:p>
+            <w:pPr>
+              <w:jc w:val="right"/>
+            </w:pPr>
+            <w:r>
+              <w:rPr>
+                <w:b w:val="0"/>
+                <w:i w:val="0"/>
+                <w:color w:val="33403B"/>
+                <w:sz w:val="18"/>
+              </w:rPr>
+              <w:t>0</w:t>
+            </w:r>
+          </w:p>
+        </w:tc>
+        <w:tc>
+          <w:tcPr>
+            <w:tcW w:type="dxa" w:w="1373"/>
+            <w:tcBorders>
+              <w:bottom w:val="single" w:sz="4" w:space="0" w:color="DFE7E3"/>
+            </w:tcBorders>
+          </w:tcPr>
+          <w:p>
+            <w:pPr>
+              <w:jc w:val="right"/>
+            </w:pPr>
+            <w:r>
+              <w:rPr>
+                <w:b w:val="0"/>
+                <w:i w:val="0"/>
+                <w:color w:val="33403B"/>
+                <w:sz w:val="18"/>
+              </w:rPr>
+              <w:t>0</w:t>
+            </w:r>
+          </w:p>
+        </w:tc>
+        <w:tc>
+          <w:tcPr>
+            <w:tcW w:type="dxa" w:w="1765"/>
+            <w:tcBorders>
+              <w:bottom w:val="single" w:sz="4" w:space="0" w:color="DFE7E3"/>
+            </w:tcBorders>
+          </w:tcPr>
+          <w:p>
+            <w:pPr>
+              <w:jc w:val="right"/>
+            </w:pPr>
+            <w:r>
+              <w:rPr>
+                <w:b w:val="0"/>
+                <w:i w:val="0"/>
+                <w:color w:val="33403B"/>
+                <w:sz w:val="18"/>
+              </w:rPr>
+              <w:t>8</w:t>
+            </w:r>
+          </w:p>
+        </w:tc>
+      </w:tr>
+      <w:tr>
+        <w:tc>
+          <w:tcPr>
+            <w:tcW w:type="dxa" w:w="3137"/>
+            <w:tcBorders>
+              <w:bottom w:val="single" w:sz="4" w:space="0" w:color="DFE7E3"/>
+            </w:tcBorders>
+          </w:tcPr>
+          <w:p>
+            <w:r>
+              <w:rPr>
+                <w:b w:val="0"/>
+                <w:i w:val="0"/>
+                <w:color w:val="33403B"/>
+                <w:sz w:val="18"/>
+              </w:rPr>
+              <w:t>Physique</w:t>
+            </w:r>
+          </w:p>
+        </w:tc>
+        <w:tc>
+          <w:tcPr>
+            <w:tcW w:type="dxa" w:w="1373"/>
+            <w:tcBorders>
+              <w:bottom w:val="single" w:sz="4" w:space="0" w:color="DFE7E3"/>
+            </w:tcBorders>
+          </w:tcPr>
+          <w:p>
+            <w:pPr>
+              <w:jc w:val="right"/>
+            </w:pPr>
+            <w:r>
+              <w:rPr>
+                <w:b w:val="0"/>
+                <w:i w:val="0"/>
+                <w:color w:val="33403B"/>
+                <w:sz w:val="18"/>
+              </w:rPr>
+              <w:t>14</w:t>
+            </w:r>
+          </w:p>
+        </w:tc>
+        <w:tc>
+          <w:tcPr>
+            <w:tcW w:type="dxa" w:w="1765"/>
+            <w:tcBorders>
+              <w:bottom w:val="single" w:sz="4" w:space="0" w:color="DFE7E3"/>
+            </w:tcBorders>
+          </w:tcPr>
+          <w:p>
+            <w:pPr>
+              <w:jc w:val="right"/>
+            </w:pPr>
+            <w:r>
+              <w:rPr>
+                <w:b w:val="0"/>
+                <w:i w:val="0"/>
+                <w:color w:val="33403B"/>
+                <w:sz w:val="18"/>
+              </w:rPr>
+              <w:t>0</w:t>
+            </w:r>
+          </w:p>
+        </w:tc>
+        <w:tc>
+          <w:tcPr>
+            <w:tcW w:type="dxa" w:w="1373"/>
+            <w:tcBorders>
+              <w:bottom w:val="single" w:sz="4" w:space="0" w:color="DFE7E3"/>
+            </w:tcBorders>
+          </w:tcPr>
+          <w:p>
+            <w:pPr>
+              <w:jc w:val="right"/>
+            </w:pPr>
+            <w:r>
+              <w:rPr>
+                <w:b w:val="0"/>
+                <w:i w:val="0"/>
+                <w:color w:val="33403B"/>
+                <w:sz w:val="18"/>
+              </w:rPr>
+              <w:t>1</w:t>
+            </w:r>
+          </w:p>
+        </w:tc>
+        <w:tc>
+          <w:tcPr>
+            <w:tcW w:type="dxa" w:w="1765"/>
+            <w:tcBorders>
+              <w:bottom w:val="single" w:sz="4" w:space="0" w:color="DFE7E3"/>
+            </w:tcBorders>
+          </w:tcPr>
+          <w:p>
+            <w:pPr>
+              <w:jc w:val="right"/>
+            </w:pPr>
+            <w:r>
+              <w:rPr>
+                <w:b w:val="0"/>
+                <w:i w:val="0"/>
+                <w:color w:val="33403B"/>
+                <w:sz w:val="18"/>
+              </w:rPr>
+              <w:t>13</w:t>
+            </w:r>
+          </w:p>
+        </w:tc>
+      </w:tr>
+      <w:tr>
+        <w:tc>
+          <w:tcPr>
+            <w:tcW w:type="dxa" w:w="3137"/>
+            <w:tcBorders>
+              <w:bottom w:val="single" w:sz="4" w:space="0" w:color="DFE7E3"/>
+            </w:tcBorders>
+          </w:tcPr>
+          <w:p>
+            <w:r>
+              <w:rPr>
+                <w:b w:val="0"/>
+                <w:i w:val="0"/>
+                <w:color w:val="33403B"/>
+                <w:sz w:val="18"/>
+              </w:rPr>
+              <w:t>Technologique</w:t>
+            </w:r>
+          </w:p>
+        </w:tc>
+        <w:tc>
+          <w:tcPr>
+            <w:tcW w:type="dxa" w:w="1373"/>
+            <w:tcBorders>
+              <w:bottom w:val="single" w:sz="4" w:space="0" w:color="DFE7E3"/>
+            </w:tcBorders>
+          </w:tcPr>
+          <w:p>
+            <w:pPr>
+              <w:jc w:val="right"/>
+            </w:pPr>
+            <w:r>
+              <w:rPr>
+                <w:b w:val="0"/>
+                <w:i w:val="0"/>
+                <w:color w:val="33403B"/>
+                <w:sz w:val="18"/>
+              </w:rPr>
+              <w:t>34</w:t>
+            </w:r>
+          </w:p>
+        </w:tc>
+        <w:tc>
+          <w:tcPr>
+            <w:tcW w:type="dxa" w:w="1765"/>
+            <w:tcBorders>
+              <w:bottom w:val="single" w:sz="4" w:space="0" w:color="DFE7E3"/>
+            </w:tcBorders>
+          </w:tcPr>
+          <w:p>
+            <w:pPr>
+              <w:jc w:val="right"/>
+            </w:pPr>
+            <w:r>
+              <w:rPr>
+                <w:b w:val="0"/>
+                <w:i w:val="0"/>
+                <w:color w:val="33403B"/>
+                <w:sz w:val="18"/>
+              </w:rPr>
+              <w:t>1</w:t>
+            </w:r>
+          </w:p>
+        </w:tc>
+        <w:tc>
+          <w:tcPr>
+            <w:tcW w:type="dxa" w:w="1373"/>
+            <w:tcBorders>
+              <w:bottom w:val="single" w:sz="4" w:space="0" w:color="DFE7E3"/>
+            </w:tcBorders>
+          </w:tcPr>
+          <w:p>
+            <w:pPr>
+              <w:jc w:val="right"/>
+            </w:pPr>
+            <w:r>
+              <w:rPr>
+                <w:b w:val="0"/>
+                <w:i w:val="0"/>
+                <w:color w:val="33403B"/>
+                <w:sz w:val="18"/>
+              </w:rPr>
+              <w:t>0</w:t>
+            </w:r>
+          </w:p>
+        </w:tc>
+        <w:tc>
+          <w:tcPr>
+            <w:tcW w:type="dxa" w:w="1765"/>
+            <w:tcBorders>
+              <w:bottom w:val="single" w:sz="4" w:space="0" w:color="DFE7E3"/>
+            </w:tcBorders>
+          </w:tcPr>
+          <w:p>
+            <w:pPr>
+              <w:jc w:val="right"/>
+            </w:pPr>
+            <w:r>
+              <w:rPr>
+                <w:b w:val="0"/>
+                <w:i w:val="0"/>
+                <w:color w:val="33403B"/>
+                <w:sz w:val="18"/>
+              </w:rPr>
+              <w:t>33</w:t>
+            </w:r>
+          </w:p>
+        </w:tc>
+      </w:tr>
+    </w:tbl>
+    <w:p/>
+    <w:p>
+      <w:pPr>
         <w:spacing w:before="400" w:after="160"/>
         <w:pBdr>
           <w:bottom w:val="single" w:sz="16" w:space="4" w:color="2EE6A0"/>
@@ -9073,7 +9667,7 @@
         <w:color w:val="33403B"/>
         <w:sz w:val="13"/>
       </w:rPr>
-      <w:t>Empreinte SHA-256 de l'état de la mission à l'édition : 3e8cb366ed86aa35bd97defafbf838fa2e7be95c4cc680c1fa3ed5a0b7f51633</w:t>
+      <w:t>Empreinte SHA-256 de l'état de la mission à l'édition : c6c4d45e568cff57cfe0161d28b9ae8c7b73842f56e0660190548ad3e4992b08</w:t>
     </w:r>
   </w:p>
   <w:p>

--- a/docs/exemples/grc/05-rapport-d-audit.docx
+++ b/docs/exemples/grc/05-rapport-d-audit.docx
@@ -298,7 +298,7 @@
                 <w:color w:val="EAF4F0"/>
                 <w:sz w:val="17"/>
               </w:rPr>
-              <w:t>30/07/2026</w:t>
+              <w:t>31/07/2026</w:t>
             </w:r>
           </w:p>
           <w:p>
@@ -3257,6 +3257,31 @@
           <w:color w:val="0C2317"/>
           <w:sz w:val="21"/>
         </w:rPr>
+        <w:t>4.1bis Registre des violations de données (RGPD Art. 33-34)</w:t>
+      </w:r>
+    </w:p>
+    <w:p>
+      <w:r>
+        <w:rPr>
+          <w:b w:val="0"/>
+          <w:i/>
+          <w:color w:val="6B7F78"/>
+          <w:sz w:val="18"/>
+        </w:rPr>
+        <w:t>Aucune violation de données n'a été constatée sur cette mission.</w:t>
+      </w:r>
+    </w:p>
+    <w:p>
+      <w:pPr>
+        <w:spacing w:before="200" w:after="40"/>
+      </w:pPr>
+      <w:r>
+        <w:rPr>
+          <w:b/>
+          <w:i w:val="0"/>
+          <w:color w:val="0C2317"/>
+          <w:sz w:val="21"/>
+        </w:rPr>
         <w:t>4.2 Analyse d'impact — les quatre volets</w:t>
       </w:r>
     </w:p>
@@ -9485,7 +9510,7 @@
           <w:color w:val="33403B"/>
           <w:sz w:val="19"/>
         </w:rPr>
-        <w:t>Les constats figurant dans le présent rapport reposent exclusivement sur les éléments communiqués par Banque Aurore SA et sur les preuves collectées à la date du 30/07/2026, dans le périmètre défini au chapitre 2. Les déclarations recueillies auprès des interlocuteurs n'ont fait l'objet d'une vérification technique que lorsque la colonne « Preuve » le mentionne explicitement. Le présent rapport constitue une évaluation à un instant donné et ne saurait valoir garantie d'absence de vulnérabilité ni de conformité future, le niveau de sécurité évoluant avec le système d'information et l'état de la menace.</w:t>
+        <w:t>Les constats figurant dans le présent rapport reposent exclusivement sur les éléments communiqués par Banque Aurore SA et sur les preuves collectées à la date du 31/07/2026, dans le périmètre défini au chapitre 2. Les déclarations recueillies auprès des interlocuteurs n'ont fait l'objet d'une vérification technique que lorsque la colonne « Preuve » le mentionne explicitement. Le présent rapport constitue une évaluation à un instant donné et ne saurait valoir garantie d'absence de vulnérabilité ni de conformité future, le niveau de sécurité évoluant avec le système d'information et l'état de la menace.</w:t>
       </w:r>
     </w:p>
     <w:p>
@@ -9667,7 +9692,7 @@
         <w:color w:val="33403B"/>
         <w:sz w:val="13"/>
       </w:rPr>
-      <w:t>Empreinte SHA-256 de l'état de la mission à l'édition : c6c4d45e568cff57cfe0161d28b9ae8c7b73842f56e0660190548ad3e4992b08</w:t>
+      <w:t>Empreinte SHA-256 de l'état de la mission à l'édition : 870d095ccce86180b4371c414e51921b436ce7160191eb6b8b033d69f8406603</w:t>
     </w:r>
   </w:p>
   <w:p>

--- a/docs/exemples/grc/05-rapport-d-audit.docx
+++ b/docs/exemples/grc/05-rapport-d-audit.docx
@@ -6278,15 +6278,16 @@
         <w:tblLook w:firstColumn="1" w:firstRow="1" w:lastColumn="0" w:lastRow="0" w:noHBand="0" w:noVBand="1" w:val="04A0"/>
       </w:tblPr>
       <w:tblGrid>
-        <w:gridCol w:w="1014"/>
-        <w:gridCol w:w="2896"/>
-        <w:gridCol w:w="1448"/>
-        <w:gridCol w:w="4054"/>
+        <w:gridCol w:w="856"/>
+        <w:gridCol w:w="1426"/>
+        <w:gridCol w:w="2424"/>
+        <w:gridCol w:w="1283"/>
+        <w:gridCol w:w="3423"/>
       </w:tblGrid>
       <w:tr>
         <w:tc>
           <w:tcPr>
-            <w:tcW w:type="dxa" w:w="1014"/>
+            <w:tcW w:type="dxa" w:w="856"/>
             <w:shd w:val="clear" w:color="auto" w:fill="F2FBF7"/>
             <w:tcBorders>
               <w:bottom w:val="single" w:sz="6" w:space="0" w:color="C9DBD3"/>
@@ -6306,7 +6307,7 @@
         </w:tc>
         <w:tc>
           <w:tcPr>
-            <w:tcW w:type="dxa" w:w="2896"/>
+            <w:tcW w:type="dxa" w:w="1426"/>
             <w:shd w:val="clear" w:color="auto" w:fill="F2FBF7"/>
             <w:tcBorders>
               <w:bottom w:val="single" w:sz="6" w:space="0" w:color="C9DBD3"/>
@@ -6320,13 +6321,13 @@
                 <w:color w:val="0C2317"/>
                 <w:sz w:val="16"/>
               </w:rPr>
-              <w:t>Exigence organisationnelle</w:t>
-            </w:r>
-          </w:p>
-        </w:tc>
-        <w:tc>
-          <w:tcPr>
-            <w:tcW w:type="dxa" w:w="1448"/>
+              <w:t>Référentiel</w:t>
+            </w:r>
+          </w:p>
+        </w:tc>
+        <w:tc>
+          <w:tcPr>
+            <w:tcW w:type="dxa" w:w="2424"/>
             <w:shd w:val="clear" w:color="auto" w:fill="F2FBF7"/>
             <w:tcBorders>
               <w:bottom w:val="single" w:sz="6" w:space="0" w:color="C9DBD3"/>
@@ -6340,13 +6341,13 @@
                 <w:color w:val="0C2317"/>
                 <w:sz w:val="16"/>
               </w:rPr>
-              <w:t>Statut</w:t>
-            </w:r>
-          </w:p>
-        </w:tc>
-        <w:tc>
-          <w:tcPr>
-            <w:tcW w:type="dxa" w:w="4054"/>
+              <w:t>Exigence organisationnelle</w:t>
+            </w:r>
+          </w:p>
+        </w:tc>
+        <w:tc>
+          <w:tcPr>
+            <w:tcW w:type="dxa" w:w="1283"/>
             <w:shd w:val="clear" w:color="auto" w:fill="F2FBF7"/>
             <w:tcBorders>
               <w:bottom w:val="single" w:sz="6" w:space="0" w:color="C9DBD3"/>
@@ -6360,6 +6361,26 @@
                 <w:color w:val="0C2317"/>
                 <w:sz w:val="16"/>
               </w:rPr>
+              <w:t>Statut</w:t>
+            </w:r>
+          </w:p>
+        </w:tc>
+        <w:tc>
+          <w:tcPr>
+            <w:tcW w:type="dxa" w:w="3423"/>
+            <w:shd w:val="clear" w:color="auto" w:fill="F2FBF7"/>
+            <w:tcBorders>
+              <w:bottom w:val="single" w:sz="6" w:space="0" w:color="C9DBD3"/>
+            </w:tcBorders>
+          </w:tcPr>
+          <w:p>
+            <w:r>
+              <w:rPr>
+                <w:b/>
+                <w:i w:val="0"/>
+                <w:color w:val="0C2317"/>
+                <w:sz w:val="16"/>
+              </w:rPr>
               <w:t>Constat et preuve</w:t>
             </w:r>
           </w:p>
@@ -6368,7 +6389,7 @@
       <w:tr>
         <w:tc>
           <w:tcPr>
-            <w:tcW w:type="dxa" w:w="1014"/>
+            <w:tcW w:type="dxa" w:w="856"/>
             <w:tcBorders>
               <w:bottom w:val="single" w:sz="4" w:space="0" w:color="DFE7E3"/>
             </w:tcBorders>
@@ -6387,7 +6408,7 @@
         </w:tc>
         <w:tc>
           <w:tcPr>
-            <w:tcW w:type="dxa" w:w="2896"/>
+            <w:tcW w:type="dxa" w:w="1426"/>
             <w:tcBorders>
               <w:bottom w:val="single" w:sz="4" w:space="0" w:color="DFE7E3"/>
             </w:tcBorders>
@@ -6400,13 +6421,32 @@
                 <w:color w:val="33403B"/>
                 <w:sz w:val="18"/>
               </w:rPr>
+              <w:t>ISO/IEC 27001:2022</w:t>
+            </w:r>
+          </w:p>
+        </w:tc>
+        <w:tc>
+          <w:tcPr>
+            <w:tcW w:type="dxa" w:w="2424"/>
+            <w:tcBorders>
+              <w:bottom w:val="single" w:sz="4" w:space="0" w:color="DFE7E3"/>
+            </w:tcBorders>
+          </w:tcPr>
+          <w:p>
+            <w:r>
+              <w:rPr>
+                <w:b w:val="0"/>
+                <w:i w:val="0"/>
+                <w:color w:val="33403B"/>
+                <w:sz w:val="18"/>
+              </w:rPr>
               <w:t>Politiques de sécurité de l'information</w:t>
             </w:r>
           </w:p>
         </w:tc>
         <w:tc>
           <w:tcPr>
-            <w:tcW w:type="dxa" w:w="1448"/>
+            <w:tcW w:type="dxa" w:w="1283"/>
             <w:tcBorders>
               <w:bottom w:val="single" w:sz="4" w:space="0" w:color="DFE7E3"/>
             </w:tcBorders>
@@ -6426,7 +6466,7 @@
         </w:tc>
         <w:tc>
           <w:tcPr>
-            <w:tcW w:type="dxa" w:w="4054"/>
+            <w:tcW w:type="dxa" w:w="3423"/>
             <w:tcBorders>
               <w:bottom w:val="single" w:sz="4" w:space="0" w:color="DFE7E3"/>
             </w:tcBorders>
@@ -6447,7 +6487,7 @@
       <w:tr>
         <w:tc>
           <w:tcPr>
-            <w:tcW w:type="dxa" w:w="1014"/>
+            <w:tcW w:type="dxa" w:w="856"/>
             <w:tcBorders>
               <w:bottom w:val="single" w:sz="4" w:space="0" w:color="DFE7E3"/>
             </w:tcBorders>
@@ -6466,7 +6506,7 @@
         </w:tc>
         <w:tc>
           <w:tcPr>
-            <w:tcW w:type="dxa" w:w="2896"/>
+            <w:tcW w:type="dxa" w:w="1426"/>
             <w:tcBorders>
               <w:bottom w:val="single" w:sz="4" w:space="0" w:color="DFE7E3"/>
             </w:tcBorders>
@@ -6479,13 +6519,32 @@
                 <w:color w:val="33403B"/>
                 <w:sz w:val="18"/>
               </w:rPr>
+              <w:t>ISO/IEC 27001:2022</w:t>
+            </w:r>
+          </w:p>
+        </w:tc>
+        <w:tc>
+          <w:tcPr>
+            <w:tcW w:type="dxa" w:w="2424"/>
+            <w:tcBorders>
+              <w:bottom w:val="single" w:sz="4" w:space="0" w:color="DFE7E3"/>
+            </w:tcBorders>
+          </w:tcPr>
+          <w:p>
+            <w:r>
+              <w:rPr>
+                <w:b w:val="0"/>
+                <w:i w:val="0"/>
+                <w:color w:val="33403B"/>
+                <w:sz w:val="18"/>
+              </w:rPr>
               <w:t>Organisation et rôles de sécurité</w:t>
             </w:r>
           </w:p>
         </w:tc>
         <w:tc>
           <w:tcPr>
-            <w:tcW w:type="dxa" w:w="1448"/>
+            <w:tcW w:type="dxa" w:w="1283"/>
             <w:tcBorders>
               <w:bottom w:val="single" w:sz="4" w:space="0" w:color="DFE7E3"/>
             </w:tcBorders>
@@ -6505,7 +6564,7 @@
         </w:tc>
         <w:tc>
           <w:tcPr>
-            <w:tcW w:type="dxa" w:w="4054"/>
+            <w:tcW w:type="dxa" w:w="3423"/>
             <w:tcBorders>
               <w:bottom w:val="single" w:sz="4" w:space="0" w:color="DFE7E3"/>
             </w:tcBorders>
@@ -6526,7 +6585,7 @@
       <w:tr>
         <w:tc>
           <w:tcPr>
-            <w:tcW w:type="dxa" w:w="1014"/>
+            <w:tcW w:type="dxa" w:w="856"/>
             <w:tcBorders>
               <w:bottom w:val="single" w:sz="4" w:space="0" w:color="DFE7E3"/>
             </w:tcBorders>
@@ -6545,7 +6604,7 @@
         </w:tc>
         <w:tc>
           <w:tcPr>
-            <w:tcW w:type="dxa" w:w="2896"/>
+            <w:tcW w:type="dxa" w:w="1426"/>
             <w:tcBorders>
               <w:bottom w:val="single" w:sz="4" w:space="0" w:color="DFE7E3"/>
             </w:tcBorders>
@@ -6558,13 +6617,32 @@
                 <w:color w:val="33403B"/>
                 <w:sz w:val="18"/>
               </w:rPr>
+              <w:t>ISO/IEC 27001:2022</w:t>
+            </w:r>
+          </w:p>
+        </w:tc>
+        <w:tc>
+          <w:tcPr>
+            <w:tcW w:type="dxa" w:w="2424"/>
+            <w:tcBorders>
+              <w:bottom w:val="single" w:sz="4" w:space="0" w:color="DFE7E3"/>
+            </w:tcBorders>
+          </w:tcPr>
+          <w:p>
+            <w:r>
+              <w:rPr>
+                <w:b w:val="0"/>
+                <w:i w:val="0"/>
+                <w:color w:val="33403B"/>
+                <w:sz w:val="18"/>
+              </w:rPr>
               <w:t>Sécurité des ressources humaines</w:t>
             </w:r>
           </w:p>
         </w:tc>
         <w:tc>
           <w:tcPr>
-            <w:tcW w:type="dxa" w:w="1448"/>
+            <w:tcW w:type="dxa" w:w="1283"/>
             <w:tcBorders>
               <w:bottom w:val="single" w:sz="4" w:space="0" w:color="DFE7E3"/>
             </w:tcBorders>
@@ -6584,7 +6662,7 @@
         </w:tc>
         <w:tc>
           <w:tcPr>
-            <w:tcW w:type="dxa" w:w="4054"/>
+            <w:tcW w:type="dxa" w:w="3423"/>
             <w:tcBorders>
               <w:bottom w:val="single" w:sz="4" w:space="0" w:color="DFE7E3"/>
             </w:tcBorders>
@@ -6605,7 +6683,7 @@
       <w:tr>
         <w:tc>
           <w:tcPr>
-            <w:tcW w:type="dxa" w:w="1014"/>
+            <w:tcW w:type="dxa" w:w="856"/>
             <w:tcBorders>
               <w:bottom w:val="single" w:sz="4" w:space="0" w:color="DFE7E3"/>
             </w:tcBorders>
@@ -6624,7 +6702,7 @@
         </w:tc>
         <w:tc>
           <w:tcPr>
-            <w:tcW w:type="dxa" w:w="2896"/>
+            <w:tcW w:type="dxa" w:w="1426"/>
             <w:tcBorders>
               <w:bottom w:val="single" w:sz="4" w:space="0" w:color="DFE7E3"/>
             </w:tcBorders>
@@ -6637,13 +6715,32 @@
                 <w:color w:val="33403B"/>
                 <w:sz w:val="18"/>
               </w:rPr>
+              <w:t>ISO/IEC 27001:2022</w:t>
+            </w:r>
+          </w:p>
+        </w:tc>
+        <w:tc>
+          <w:tcPr>
+            <w:tcW w:type="dxa" w:w="2424"/>
+            <w:tcBorders>
+              <w:bottom w:val="single" w:sz="4" w:space="0" w:color="DFE7E3"/>
+            </w:tcBorders>
+          </w:tcPr>
+          <w:p>
+            <w:r>
+              <w:rPr>
+                <w:b w:val="0"/>
+                <w:i w:val="0"/>
+                <w:color w:val="33403B"/>
+                <w:sz w:val="18"/>
+              </w:rPr>
               <w:t>Gestion des actifs</w:t>
             </w:r>
           </w:p>
         </w:tc>
         <w:tc>
           <w:tcPr>
-            <w:tcW w:type="dxa" w:w="1448"/>
+            <w:tcW w:type="dxa" w:w="1283"/>
             <w:tcBorders>
               <w:bottom w:val="single" w:sz="4" w:space="0" w:color="DFE7E3"/>
             </w:tcBorders>
@@ -6663,7 +6760,7 @@
         </w:tc>
         <w:tc>
           <w:tcPr>
-            <w:tcW w:type="dxa" w:w="4054"/>
+            <w:tcW w:type="dxa" w:w="3423"/>
             <w:tcBorders>
               <w:bottom w:val="single" w:sz="4" w:space="0" w:color="DFE7E3"/>
             </w:tcBorders>
@@ -6677,6 +6774,398 @@
                 <w:sz w:val="18"/>
               </w:rPr>
               <w:t>Inventaire des actifs tenu mais non rapproché du parc réel depuis 19 mois ; 37 serveurs découverts au scan ne figurent pas à l'inventaire.</w:t>
+            </w:r>
+          </w:p>
+        </w:tc>
+      </w:tr>
+      <w:tr>
+        <w:tc>
+          <w:tcPr>
+            <w:tcW w:type="dxa" w:w="856"/>
+            <w:tcBorders>
+              <w:bottom w:val="single" w:sz="4" w:space="0" w:color="DFE7E3"/>
+            </w:tcBorders>
+          </w:tcPr>
+          <w:p>
+            <w:r>
+              <w:rPr>
+                <w:b w:val="0"/>
+                <w:i w:val="0"/>
+                <w:color w:val="33403B"/>
+                <w:sz w:val="18"/>
+              </w:rPr>
+              <w:t>DORA-ICT</w:t>
+            </w:r>
+          </w:p>
+        </w:tc>
+        <w:tc>
+          <w:tcPr>
+            <w:tcW w:type="dxa" w:w="1426"/>
+            <w:tcBorders>
+              <w:bottom w:val="single" w:sz="4" w:space="0" w:color="DFE7E3"/>
+            </w:tcBorders>
+          </w:tcPr>
+          <w:p>
+            <w:r>
+              <w:rPr>
+                <w:b w:val="0"/>
+                <w:i w:val="0"/>
+                <w:color w:val="33403B"/>
+                <w:sz w:val="18"/>
+              </w:rPr>
+              <w:t>Reglement DORA</w:t>
+            </w:r>
+          </w:p>
+        </w:tc>
+        <w:tc>
+          <w:tcPr>
+            <w:tcW w:type="dxa" w:w="2424"/>
+            <w:tcBorders>
+              <w:bottom w:val="single" w:sz="4" w:space="0" w:color="DFE7E3"/>
+            </w:tcBorders>
+          </w:tcPr>
+          <w:p>
+            <w:r>
+              <w:rPr>
+                <w:b w:val="0"/>
+                <w:i w:val="0"/>
+                <w:color w:val="33403B"/>
+                <w:sz w:val="18"/>
+              </w:rPr>
+              <w:t>Cadre de gestion des risques TIC</w:t>
+            </w:r>
+          </w:p>
+        </w:tc>
+        <w:tc>
+          <w:tcPr>
+            <w:tcW w:type="dxa" w:w="1283"/>
+            <w:tcBorders>
+              <w:bottom w:val="single" w:sz="4" w:space="0" w:color="DFE7E3"/>
+            </w:tcBorders>
+            <w:shd w:val="clear" w:color="auto" w:fill="E6F8F0"/>
+          </w:tcPr>
+          <w:p>
+            <w:r>
+              <w:rPr>
+                <w:b/>
+                <w:i w:val="0"/>
+                <w:color w:val="12694A"/>
+                <w:sz w:val="17"/>
+              </w:rPr>
+              <w:t>Conforme</w:t>
+            </w:r>
+          </w:p>
+        </w:tc>
+        <w:tc>
+          <w:tcPr>
+            <w:tcW w:type="dxa" w:w="3423"/>
+            <w:tcBorders>
+              <w:bottom w:val="single" w:sz="4" w:space="0" w:color="DFE7E3"/>
+            </w:tcBorders>
+          </w:tcPr>
+          <w:p>
+            <w:r>
+              <w:rPr>
+                <w:b w:val="0"/>
+                <w:i w:val="0"/>
+                <w:color w:val="33403B"/>
+                <w:sz w:val="18"/>
+              </w:rPr>
+              <w:t>Cadre formalisé, revu annuellement par le comité des risques TIC.</w:t>
+            </w:r>
+          </w:p>
+        </w:tc>
+      </w:tr>
+      <w:tr>
+        <w:tc>
+          <w:tcPr>
+            <w:tcW w:type="dxa" w:w="856"/>
+            <w:tcBorders>
+              <w:bottom w:val="single" w:sz="4" w:space="0" w:color="DFE7E3"/>
+            </w:tcBorders>
+          </w:tcPr>
+          <w:p>
+            <w:r>
+              <w:rPr>
+                <w:b w:val="0"/>
+                <w:i w:val="0"/>
+                <w:color w:val="33403B"/>
+                <w:sz w:val="18"/>
+              </w:rPr>
+              <w:t>DORA-INC</w:t>
+            </w:r>
+          </w:p>
+        </w:tc>
+        <w:tc>
+          <w:tcPr>
+            <w:tcW w:type="dxa" w:w="1426"/>
+            <w:tcBorders>
+              <w:bottom w:val="single" w:sz="4" w:space="0" w:color="DFE7E3"/>
+            </w:tcBorders>
+          </w:tcPr>
+          <w:p>
+            <w:r>
+              <w:rPr>
+                <w:b w:val="0"/>
+                <w:i w:val="0"/>
+                <w:color w:val="33403B"/>
+                <w:sz w:val="18"/>
+              </w:rPr>
+              <w:t>Reglement DORA</w:t>
+            </w:r>
+          </w:p>
+        </w:tc>
+        <w:tc>
+          <w:tcPr>
+            <w:tcW w:type="dxa" w:w="2424"/>
+            <w:tcBorders>
+              <w:bottom w:val="single" w:sz="4" w:space="0" w:color="DFE7E3"/>
+            </w:tcBorders>
+          </w:tcPr>
+          <w:p>
+            <w:r>
+              <w:rPr>
+                <w:b w:val="0"/>
+                <w:i w:val="0"/>
+                <w:color w:val="33403B"/>
+                <w:sz w:val="18"/>
+              </w:rPr>
+              <w:t>Notification des incidents majeurs</w:t>
+            </w:r>
+          </w:p>
+        </w:tc>
+        <w:tc>
+          <w:tcPr>
+            <w:tcW w:type="dxa" w:w="1283"/>
+            <w:tcBorders>
+              <w:bottom w:val="single" w:sz="4" w:space="0" w:color="DFE7E3"/>
+            </w:tcBorders>
+            <w:shd w:val="clear" w:color="auto" w:fill="FDEAED"/>
+          </w:tcPr>
+          <w:p>
+            <w:r>
+              <w:rPr>
+                <w:b/>
+                <w:i w:val="0"/>
+                <w:color w:val="A3243C"/>
+                <w:sz w:val="17"/>
+              </w:rPr>
+              <w:t>Non conforme</w:t>
+            </w:r>
+          </w:p>
+        </w:tc>
+        <w:tc>
+          <w:tcPr>
+            <w:tcW w:type="dxa" w:w="3423"/>
+            <w:tcBorders>
+              <w:bottom w:val="single" w:sz="4" w:space="0" w:color="DFE7E3"/>
+            </w:tcBorders>
+          </w:tcPr>
+          <w:p>
+            <w:r>
+              <w:rPr>
+                <w:b w:val="0"/>
+                <w:i w:val="0"/>
+                <w:color w:val="33403B"/>
+                <w:sz w:val="18"/>
+              </w:rPr>
+              <w:t>Processus de classification existant, mais délai de notification à l'ACPR non testé en conditions réelles.</w:t>
+            </w:r>
+          </w:p>
+        </w:tc>
+      </w:tr>
+      <w:tr>
+        <w:tc>
+          <w:tcPr>
+            <w:tcW w:type="dxa" w:w="856"/>
+            <w:tcBorders>
+              <w:bottom w:val="single" w:sz="4" w:space="0" w:color="DFE7E3"/>
+            </w:tcBorders>
+          </w:tcPr>
+          <w:p>
+            <w:r>
+              <w:rPr>
+                <w:b w:val="0"/>
+                <w:i w:val="0"/>
+                <w:color w:val="33403B"/>
+                <w:sz w:val="18"/>
+              </w:rPr>
+              <w:t>DORA-TEST</w:t>
+            </w:r>
+          </w:p>
+        </w:tc>
+        <w:tc>
+          <w:tcPr>
+            <w:tcW w:type="dxa" w:w="1426"/>
+            <w:tcBorders>
+              <w:bottom w:val="single" w:sz="4" w:space="0" w:color="DFE7E3"/>
+            </w:tcBorders>
+          </w:tcPr>
+          <w:p>
+            <w:r>
+              <w:rPr>
+                <w:b w:val="0"/>
+                <w:i w:val="0"/>
+                <w:color w:val="33403B"/>
+                <w:sz w:val="18"/>
+              </w:rPr>
+              <w:t>Reglement DORA</w:t>
+            </w:r>
+          </w:p>
+        </w:tc>
+        <w:tc>
+          <w:tcPr>
+            <w:tcW w:type="dxa" w:w="2424"/>
+            <w:tcBorders>
+              <w:bottom w:val="single" w:sz="4" w:space="0" w:color="DFE7E3"/>
+            </w:tcBorders>
+          </w:tcPr>
+          <w:p>
+            <w:r>
+              <w:rPr>
+                <w:b w:val="0"/>
+                <w:i w:val="0"/>
+                <w:color w:val="33403B"/>
+                <w:sz w:val="18"/>
+              </w:rPr>
+              <w:t>Tests de resilience operationnelle</w:t>
+            </w:r>
+          </w:p>
+        </w:tc>
+        <w:tc>
+          <w:tcPr>
+            <w:tcW w:type="dxa" w:w="1283"/>
+            <w:tcBorders>
+              <w:bottom w:val="single" w:sz="4" w:space="0" w:color="DFE7E3"/>
+            </w:tcBorders>
+            <w:shd w:val="clear" w:color="auto" w:fill="EEF2F1"/>
+          </w:tcPr>
+          <w:p>
+            <w:r>
+              <w:rPr>
+                <w:b/>
+                <w:i w:val="0"/>
+                <w:color w:val="62726D"/>
+                <w:sz w:val="17"/>
+              </w:rPr>
+              <w:t>À vérifier</w:t>
+            </w:r>
+          </w:p>
+        </w:tc>
+        <w:tc>
+          <w:tcPr>
+            <w:tcW w:type="dxa" w:w="3423"/>
+            <w:tcBorders>
+              <w:bottom w:val="single" w:sz="4" w:space="0" w:color="DFE7E3"/>
+            </w:tcBorders>
+          </w:tcPr>
+          <w:p>
+            <w:r>
+              <w:rPr>
+                <w:b w:val="0"/>
+                <w:i w:val="0"/>
+                <w:color w:val="33403B"/>
+                <w:sz w:val="18"/>
+              </w:rPr>
+              <w:t>Dernier test de pénétration remonte à 14 mois — cadence annuelle à confirmer pour 2027.</w:t>
+            </w:r>
+          </w:p>
+        </w:tc>
+      </w:tr>
+      <w:tr>
+        <w:tc>
+          <w:tcPr>
+            <w:tcW w:type="dxa" w:w="856"/>
+            <w:tcBorders>
+              <w:bottom w:val="single" w:sz="4" w:space="0" w:color="DFE7E3"/>
+            </w:tcBorders>
+          </w:tcPr>
+          <w:p>
+            <w:r>
+              <w:rPr>
+                <w:b w:val="0"/>
+                <w:i w:val="0"/>
+                <w:color w:val="33403B"/>
+                <w:sz w:val="18"/>
+              </w:rPr>
+              <w:t>DORA-3P</w:t>
+            </w:r>
+          </w:p>
+        </w:tc>
+        <w:tc>
+          <w:tcPr>
+            <w:tcW w:type="dxa" w:w="1426"/>
+            <w:tcBorders>
+              <w:bottom w:val="single" w:sz="4" w:space="0" w:color="DFE7E3"/>
+            </w:tcBorders>
+          </w:tcPr>
+          <w:p>
+            <w:r>
+              <w:rPr>
+                <w:b w:val="0"/>
+                <w:i w:val="0"/>
+                <w:color w:val="33403B"/>
+                <w:sz w:val="18"/>
+              </w:rPr>
+              <w:t>Reglement DORA</w:t>
+            </w:r>
+          </w:p>
+        </w:tc>
+        <w:tc>
+          <w:tcPr>
+            <w:tcW w:type="dxa" w:w="2424"/>
+            <w:tcBorders>
+              <w:bottom w:val="single" w:sz="4" w:space="0" w:color="DFE7E3"/>
+            </w:tcBorders>
+          </w:tcPr>
+          <w:p>
+            <w:r>
+              <w:rPr>
+                <w:b w:val="0"/>
+                <w:i w:val="0"/>
+                <w:color w:val="33403B"/>
+                <w:sz w:val="18"/>
+              </w:rPr>
+              <w:t>Gestion du risque tiers</w:t>
+            </w:r>
+          </w:p>
+        </w:tc>
+        <w:tc>
+          <w:tcPr>
+            <w:tcW w:type="dxa" w:w="1283"/>
+            <w:tcBorders>
+              <w:bottom w:val="single" w:sz="4" w:space="0" w:color="DFE7E3"/>
+            </w:tcBorders>
+            <w:shd w:val="clear" w:color="auto" w:fill="E6F8F0"/>
+          </w:tcPr>
+          <w:p>
+            <w:r>
+              <w:rPr>
+                <w:b/>
+                <w:i w:val="0"/>
+                <w:color w:val="12694A"/>
+                <w:sz w:val="17"/>
+              </w:rPr>
+              <w:t>Conforme</w:t>
+            </w:r>
+          </w:p>
+        </w:tc>
+        <w:tc>
+          <w:tcPr>
+            <w:tcW w:type="dxa" w:w="3423"/>
+            <w:tcBorders>
+              <w:bottom w:val="single" w:sz="4" w:space="0" w:color="DFE7E3"/>
+            </w:tcBorders>
+          </w:tcPr>
+          <w:p>
+            <w:r>
+              <w:rPr>
+                <w:b w:val="0"/>
+                <w:i w:val="0"/>
+                <w:color w:val="33403B"/>
+                <w:sz w:val="18"/>
+              </w:rPr>
+              <w:t>Registre des prestataires critiques tenu à jour (cf. Phase 3, Risques Tiers).</w:t>
             </w:r>
           </w:p>
         </w:tc>
@@ -9692,7 +10181,7 @@
         <w:color w:val="33403B"/>
         <w:sz w:val="13"/>
       </w:rPr>
-      <w:t>Empreinte SHA-256 de l'état de la mission à l'édition : 870d095ccce86180b4371c414e51921b436ce7160191eb6b8b033d69f8406603</w:t>
+      <w:t>Empreinte SHA-256 de l'état de la mission à l'édition : 87bdb9f2e3587ab6a25c45da3d56f8f35ba86205e49b6718241a85d4c4bee970</w:t>
     </w:r>
   </w:p>
   <w:p>
